--- a/klagomål/A 35555-2025 FSC-klagomål.docx
+++ b/klagomål/A 35555-2025 FSC-klagomål.docx
@@ -1232,7 +1232,7 @@
     <w:r>
       <w:tab/>
       <w:tab/>
-      <w:t>2025-08-06</w:t>
+      <w:t>2025-08-09</w:t>
       <w:br/>
       <w:br/>
     </w:r>

--- a/klagomål/A 35555-2025 FSC-klagomål.docx
+++ b/klagomål/A 35555-2025 FSC-klagomål.docx
@@ -168,7 +168,7 @@
     </w:p>
     <w:p>
       <w:r>
-        <w:t>Detta dokument behandlar höga naturvärden i avverkningsanmälan A 35555-2025 i Ljusdals kommun. Denna avverkningsanmälan inkom 2025-07-18 och omfattar 21,6 ha.</w:t>
+        <w:t>Detta dokument behandlar höga naturvärden i avverkningsanmälan A 35555-2025 i Ljusdals kommun. Denna avverkningsanmälan inkom 2025-07-18 00:00:00 och omfattar 21,6 ha.</w:t>
       </w:r>
     </w:p>
     <w:p>

--- a/klagomål/A 35555-2025 FSC-klagomål.docx
+++ b/klagomål/A 35555-2025 FSC-klagomål.docx
@@ -1232,7 +1232,7 @@
     <w:r>
       <w:tab/>
       <w:tab/>
-      <w:t>2025-08-09</w:t>
+      <w:t>2025-08-10</w:t>
       <w:br/>
       <w:br/>
     </w:r>

--- a/klagomål/A 35555-2025 FSC-klagomål.docx
+++ b/klagomål/A 35555-2025 FSC-klagomål.docx
@@ -1232,7 +1232,7 @@
     <w:r>
       <w:tab/>
       <w:tab/>
-      <w:t>2025-08-10</w:t>
+      <w:t>2025-08-11</w:t>
       <w:br/>
       <w:br/>
     </w:r>

--- a/klagomål/A 35555-2025 FSC-klagomål.docx
+++ b/klagomål/A 35555-2025 FSC-klagomål.docx
@@ -1232,7 +1232,7 @@
     <w:r>
       <w:tab/>
       <w:tab/>
-      <w:t>2025-08-11</w:t>
+      <w:t>2025-08-12</w:t>
       <w:br/>
       <w:br/>
     </w:r>

--- a/klagomål/A 35555-2025 FSC-klagomål.docx
+++ b/klagomål/A 35555-2025 FSC-klagomål.docx
@@ -1232,7 +1232,7 @@
     <w:r>
       <w:tab/>
       <w:tab/>
-      <w:t>2025-08-12</w:t>
+      <w:t>2025-08-13</w:t>
       <w:br/>
       <w:br/>
     </w:r>

--- a/klagomål/A 35555-2025 FSC-klagomål.docx
+++ b/klagomål/A 35555-2025 FSC-klagomål.docx
@@ -1232,7 +1232,7 @@
     <w:r>
       <w:tab/>
       <w:tab/>
-      <w:t>2025-08-13</w:t>
+      <w:t>2025-08-14</w:t>
       <w:br/>
       <w:br/>
     </w:r>

--- a/klagomål/A 35555-2025 FSC-klagomål.docx
+++ b/klagomål/A 35555-2025 FSC-klagomål.docx
@@ -1232,7 +1232,7 @@
     <w:r>
       <w:tab/>
       <w:tab/>
-      <w:t>2025-08-14</w:t>
+      <w:t>2025-08-15</w:t>
       <w:br/>
       <w:br/>
     </w:r>

--- a/klagomål/A 35555-2025 FSC-klagomål.docx
+++ b/klagomål/A 35555-2025 FSC-klagomål.docx
@@ -1232,7 +1232,7 @@
     <w:r>
       <w:tab/>
       <w:tab/>
-      <w:t>2025-08-15</w:t>
+      <w:t>2025-08-16</w:t>
       <w:br/>
       <w:br/>
     </w:r>

--- a/klagomål/A 35555-2025 FSC-klagomål.docx
+++ b/klagomål/A 35555-2025 FSC-klagomål.docx
@@ -1232,7 +1232,7 @@
     <w:r>
       <w:tab/>
       <w:tab/>
-      <w:t>2025-08-16</w:t>
+      <w:t>2025-08-17</w:t>
       <w:br/>
       <w:br/>
     </w:r>

--- a/klagomål/A 35555-2025 FSC-klagomål.docx
+++ b/klagomål/A 35555-2025 FSC-klagomål.docx
@@ -1232,7 +1232,7 @@
     <w:r>
       <w:tab/>
       <w:tab/>
-      <w:t>2025-08-17</w:t>
+      <w:t>2025-08-18</w:t>
       <w:br/>
       <w:br/>
     </w:r>

--- a/klagomål/A 35555-2025 FSC-klagomål.docx
+++ b/klagomål/A 35555-2025 FSC-klagomål.docx
@@ -1232,7 +1232,7 @@
     <w:r>
       <w:tab/>
       <w:tab/>
-      <w:t>2025-08-18</w:t>
+      <w:t>2025-08-19</w:t>
       <w:br/>
       <w:br/>
     </w:r>

--- a/klagomål/A 35555-2025 FSC-klagomål.docx
+++ b/klagomål/A 35555-2025 FSC-klagomål.docx
@@ -1232,7 +1232,7 @@
     <w:r>
       <w:tab/>
       <w:tab/>
-      <w:t>2025-08-19</w:t>
+      <w:t>2025-08-20</w:t>
       <w:br/>
       <w:br/>
     </w:r>

--- a/klagomål/A 35555-2025 FSC-klagomål.docx
+++ b/klagomål/A 35555-2025 FSC-klagomål.docx
@@ -1232,7 +1232,7 @@
     <w:r>
       <w:tab/>
       <w:tab/>
-      <w:t>2025-08-20</w:t>
+      <w:t>2025-08-21</w:t>
       <w:br/>
       <w:br/>
     </w:r>

--- a/klagomål/A 35555-2025 FSC-klagomål.docx
+++ b/klagomål/A 35555-2025 FSC-klagomål.docx
@@ -1232,7 +1232,7 @@
     <w:r>
       <w:tab/>
       <w:tab/>
-      <w:t>2025-08-21</w:t>
+      <w:t>2025-08-22</w:t>
       <w:br/>
       <w:br/>
     </w:r>

--- a/klagomål/A 35555-2025 FSC-klagomål.docx
+++ b/klagomål/A 35555-2025 FSC-klagomål.docx
@@ -1232,7 +1232,7 @@
     <w:r>
       <w:tab/>
       <w:tab/>
-      <w:t>2025-08-22</w:t>
+      <w:t>2025-08-23</w:t>
       <w:br/>
       <w:br/>
     </w:r>

--- a/klagomål/A 35555-2025 FSC-klagomål.docx
+++ b/klagomål/A 35555-2025 FSC-klagomål.docx
@@ -1232,7 +1232,7 @@
     <w:r>
       <w:tab/>
       <w:tab/>
-      <w:t>2025-08-23</w:t>
+      <w:t>2025-08-24</w:t>
       <w:br/>
       <w:br/>
     </w:r>

--- a/klagomål/A 35555-2025 FSC-klagomål.docx
+++ b/klagomål/A 35555-2025 FSC-klagomål.docx
@@ -1232,7 +1232,7 @@
     <w:r>
       <w:tab/>
       <w:tab/>
-      <w:t>2025-08-24</w:t>
+      <w:t>2025-08-25</w:t>
       <w:br/>
       <w:br/>
     </w:r>

--- a/klagomål/A 35555-2025 FSC-klagomål.docx
+++ b/klagomål/A 35555-2025 FSC-klagomål.docx
@@ -1232,7 +1232,7 @@
     <w:r>
       <w:tab/>
       <w:tab/>
-      <w:t>2025-08-25</w:t>
+      <w:t>2025-08-26</w:t>
       <w:br/>
       <w:br/>
     </w:r>

--- a/klagomål/A 35555-2025 FSC-klagomål.docx
+++ b/klagomål/A 35555-2025 FSC-klagomål.docx
@@ -1232,7 +1232,7 @@
     <w:r>
       <w:tab/>
       <w:tab/>
-      <w:t>2025-08-26</w:t>
+      <w:t>2025-08-30</w:t>
       <w:br/>
       <w:br/>
     </w:r>

--- a/klagomål/A 35555-2025 FSC-klagomål.docx
+++ b/klagomål/A 35555-2025 FSC-klagomål.docx
@@ -1232,7 +1232,7 @@
     <w:r>
       <w:tab/>
       <w:tab/>
-      <w:t>2025-08-30</w:t>
+      <w:t>2025-08-31</w:t>
       <w:br/>
       <w:br/>
     </w:r>

--- a/klagomål/A 35555-2025 FSC-klagomål.docx
+++ b/klagomål/A 35555-2025 FSC-klagomål.docx
@@ -1232,7 +1232,7 @@
     <w:r>
       <w:tab/>
       <w:tab/>
-      <w:t>2025-08-31</w:t>
+      <w:t>2025-09-01</w:t>
       <w:br/>
       <w:br/>
     </w:r>

--- a/klagomål/A 35555-2025 FSC-klagomål.docx
+++ b/klagomål/A 35555-2025 FSC-klagomål.docx
@@ -1232,7 +1232,7 @@
     <w:r>
       <w:tab/>
       <w:tab/>
-      <w:t>2025-09-01</w:t>
+      <w:t>2025-09-04</w:t>
       <w:br/>
       <w:br/>
     </w:r>

--- a/klagomål/A 35555-2025 FSC-klagomål.docx
+++ b/klagomål/A 35555-2025 FSC-klagomål.docx
@@ -1232,7 +1232,7 @@
     <w:r>
       <w:tab/>
       <w:tab/>
-      <w:t>2025-09-04</w:t>
+      <w:t>2025-09-05</w:t>
       <w:br/>
       <w:br/>
     </w:r>

--- a/klagomål/A 35555-2025 FSC-klagomål.docx
+++ b/klagomål/A 35555-2025 FSC-klagomål.docx
@@ -1232,7 +1232,7 @@
     <w:r>
       <w:tab/>
       <w:tab/>
-      <w:t>2025-09-05</w:t>
+      <w:t>2025-09-07</w:t>
       <w:br/>
       <w:br/>
     </w:r>

--- a/klagomål/A 35555-2025 FSC-klagomål.docx
+++ b/klagomål/A 35555-2025 FSC-klagomål.docx
@@ -1232,7 +1232,7 @@
     <w:r>
       <w:tab/>
       <w:tab/>
-      <w:t>2025-09-07</w:t>
+      <w:t>2025-09-08</w:t>
       <w:br/>
       <w:br/>
     </w:r>

--- a/klagomål/A 35555-2025 FSC-klagomål.docx
+++ b/klagomål/A 35555-2025 FSC-klagomål.docx
@@ -1232,7 +1232,7 @@
     <w:r>
       <w:tab/>
       <w:tab/>
-      <w:t>2025-09-08</w:t>
+      <w:t>2025-09-10</w:t>
       <w:br/>
       <w:br/>
     </w:r>

--- a/klagomål/A 35555-2025 FSC-klagomål.docx
+++ b/klagomål/A 35555-2025 FSC-klagomål.docx
@@ -1232,7 +1232,7 @@
     <w:r>
       <w:tab/>
       <w:tab/>
-      <w:t>2025-09-10</w:t>
+      <w:t>2025-09-11</w:t>
       <w:br/>
       <w:br/>
     </w:r>

--- a/klagomål/A 35555-2025 FSC-klagomål.docx
+++ b/klagomål/A 35555-2025 FSC-klagomål.docx
@@ -1232,7 +1232,7 @@
     <w:r>
       <w:tab/>
       <w:tab/>
-      <w:t>2025-09-11</w:t>
+      <w:t>2025-09-12</w:t>
       <w:br/>
       <w:br/>
     </w:r>

--- a/klagomål/A 35555-2025 FSC-klagomål.docx
+++ b/klagomål/A 35555-2025 FSC-klagomål.docx
@@ -1232,7 +1232,7 @@
     <w:r>
       <w:tab/>
       <w:tab/>
-      <w:t>2025-09-12</w:t>
+      <w:t>2025-09-13</w:t>
       <w:br/>
       <w:br/>
     </w:r>

--- a/klagomål/A 35555-2025 FSC-klagomål.docx
+++ b/klagomål/A 35555-2025 FSC-klagomål.docx
@@ -1232,7 +1232,7 @@
     <w:r>
       <w:tab/>
       <w:tab/>
-      <w:t>2025-09-13</w:t>
+      <w:t>2025-09-14</w:t>
       <w:br/>
       <w:br/>
     </w:r>

--- a/klagomål/A 35555-2025 FSC-klagomål.docx
+++ b/klagomål/A 35555-2025 FSC-klagomål.docx
@@ -385,7 +385,25 @@
         <w:t>Knärot (VU, §8)</w:t>
       </w:r>
       <w:r>
-        <w:t xml:space="preserve"> är rödlistad som sårbar och fridlyst enligt 8§ artskyddsförordningen. En nyligen genomförd analys av 79 floraväktarlokaler indikerar att det behövs någonstans mellan 100 och 150 meters skyddszon för att en knärotspopulation inte ska dö ut på lång sikt (Sebestyén &amp; Sundberg, 2025). Detta ligger väl i linje med tidigare genomförda studier som visar att det krävs väl tilltagna buffertzoner för att knäroten inte ska ta skada av skogsbruksåtgärder i intilliggande skog (Johnson, 2014; Koelmeijer m.fl., 2022; Skogsstyrelsen, 2022). Arten är även känslig för gallring vilket framgår av Skogsstyrelsens egen vägledning för hänsyn till knärot (Skogsstyrelsen, 2022). För rika förekomster av knärot är reservatsbildning eller biotopskydd lämpliga åtgärder för att skydda den (SLU Artdatabanken, 2024).</w:t>
+        <w:t xml:space="preserve"> är rödlistad som sårbar och fridlyst enligt 8§ artskyddsförordningen. En nyligen genomförd analys av 79 floraväktarlokaler indikerar att det behövs någonstans mellan 100 och 150 meters skyddszon för att en knärotspopulation inte ska dö ut på lång sikt (Sebestyén &amp; Sundberg, 2025). Detta ligger väl i linje med tidigare genomförda studier som visar att det krävs väl tilltagna buffertzoner för att knäroten inte ska ta skada av skogsbruksåtgärder i intilliggande skog (Johnson, 2014; Koelmeijer m.fl., 2022; Skogsstyrelsen, 2022). Arten är även känslig för gallring vilket framgår av Skogsstyrelsens egen vägledning för hänsyn till knärot (Skogsstyrelsen, 2022). För rika förekomster av knärot är reservatsbildning eller biotopskydd lämpliga åtgärder för att skydda den. På knärot kan den sällsynta rostsvampen </w:t>
+      </w:r>
+      <w:r>
+        <w:rPr>
+          <w:i/>
+        </w:rPr>
+        <w:t>Pucciniastrum goodyerae</w:t>
+      </w:r>
+      <w:r>
+        <w:t xml:space="preserve"> påträffas. </w:t>
+      </w:r>
+      <w:r>
+        <w:rPr>
+          <w:i/>
+        </w:rPr>
+        <w:t>Pucciniastrum goodyerae</w:t>
+      </w:r>
+      <w:r>
+        <w:t xml:space="preserve"> är klassad som NE (ej bedömd) i rödlistan(SLU Artdatabanken, 2024).</w:t>
       </w:r>
     </w:p>
     <w:p>
@@ -1232,7 +1250,7 @@
     <w:r>
       <w:tab/>
       <w:tab/>
-      <w:t>2025-09-14</w:t>
+      <w:t>2025-09-15</w:t>
       <w:br/>
       <w:br/>
     </w:r>

--- a/klagomål/A 35555-2025 FSC-klagomål.docx
+++ b/klagomål/A 35555-2025 FSC-klagomål.docx
@@ -1250,7 +1250,7 @@
     <w:r>
       <w:tab/>
       <w:tab/>
-      <w:t>2025-09-15</w:t>
+      <w:t>2025-09-16</w:t>
       <w:br/>
       <w:br/>
     </w:r>

--- a/klagomål/A 35555-2025 FSC-klagomål.docx
+++ b/klagomål/A 35555-2025 FSC-klagomål.docx
@@ -1250,7 +1250,7 @@
     <w:r>
       <w:tab/>
       <w:tab/>
-      <w:t>2025-09-16</w:t>
+      <w:t>2025-09-17</w:t>
       <w:br/>
       <w:br/>
     </w:r>

--- a/klagomål/A 35555-2025 FSC-klagomål.docx
+++ b/klagomål/A 35555-2025 FSC-klagomål.docx
@@ -1250,7 +1250,7 @@
     <w:r>
       <w:tab/>
       <w:tab/>
-      <w:t>2025-09-17</w:t>
+      <w:t>2025-09-18</w:t>
       <w:br/>
       <w:br/>
     </w:r>

--- a/klagomål/A 35555-2025 FSC-klagomål.docx
+++ b/klagomål/A 35555-2025 FSC-klagomål.docx
@@ -1250,7 +1250,7 @@
     <w:r>
       <w:tab/>
       <w:tab/>
-      <w:t>2025-09-18</w:t>
+      <w:t>2025-09-22</w:t>
       <w:br/>
       <w:br/>
     </w:r>

--- a/klagomål/A 35555-2025 FSC-klagomål.docx
+++ b/klagomål/A 35555-2025 FSC-klagomål.docx
@@ -1250,7 +1250,7 @@
     <w:r>
       <w:tab/>
       <w:tab/>
-      <w:t>2025-09-22</w:t>
+      <w:t>2025-09-23</w:t>
       <w:br/>
       <w:br/>
     </w:r>

--- a/klagomål/A 35555-2025 FSC-klagomål.docx
+++ b/klagomål/A 35555-2025 FSC-klagomål.docx
@@ -1250,7 +1250,7 @@
     <w:r>
       <w:tab/>
       <w:tab/>
-      <w:t>2025-09-23</w:t>
+      <w:t>2025-09-24</w:t>
       <w:br/>
       <w:br/>
     </w:r>

--- a/klagomål/A 35555-2025 FSC-klagomål.docx
+++ b/klagomål/A 35555-2025 FSC-klagomål.docx
@@ -1250,7 +1250,7 @@
     <w:r>
       <w:tab/>
       <w:tab/>
-      <w:t>2025-09-24</w:t>
+      <w:t>2025-09-25</w:t>
       <w:br/>
       <w:br/>
     </w:r>

--- a/klagomål/A 35555-2025 FSC-klagomål.docx
+++ b/klagomål/A 35555-2025 FSC-klagomål.docx
@@ -1250,7 +1250,7 @@
     <w:r>
       <w:tab/>
       <w:tab/>
-      <w:t>2025-09-25</w:t>
+      <w:t>2025-09-26</w:t>
       <w:br/>
       <w:br/>
     </w:r>

--- a/klagomål/A 35555-2025 FSC-klagomål.docx
+++ b/klagomål/A 35555-2025 FSC-klagomål.docx
@@ -1250,7 +1250,7 @@
     <w:r>
       <w:tab/>
       <w:tab/>
-      <w:t>2025-09-26</w:t>
+      <w:t>2025-09-27</w:t>
       <w:br/>
       <w:br/>
     </w:r>

--- a/klagomål/A 35555-2025 FSC-klagomål.docx
+++ b/klagomål/A 35555-2025 FSC-klagomål.docx
@@ -1250,7 +1250,7 @@
     <w:r>
       <w:tab/>
       <w:tab/>
-      <w:t>2025-09-27</w:t>
+      <w:t>2025-09-28</w:t>
       <w:br/>
       <w:br/>
     </w:r>

--- a/klagomål/A 35555-2025 FSC-klagomål.docx
+++ b/klagomål/A 35555-2025 FSC-klagomål.docx
@@ -1250,7 +1250,7 @@
     <w:r>
       <w:tab/>
       <w:tab/>
-      <w:t>2025-09-28</w:t>
+      <w:t>2025-09-29</w:t>
       <w:br/>
       <w:br/>
     </w:r>

--- a/klagomål/A 35555-2025 FSC-klagomål.docx
+++ b/klagomål/A 35555-2025 FSC-klagomål.docx
@@ -1250,7 +1250,7 @@
     <w:r>
       <w:tab/>
       <w:tab/>
-      <w:t>2025-09-29</w:t>
+      <w:t>2025-09-30</w:t>
       <w:br/>
       <w:br/>
     </w:r>

--- a/klagomål/A 35555-2025 FSC-klagomål.docx
+++ b/klagomål/A 35555-2025 FSC-klagomål.docx
@@ -1250,7 +1250,7 @@
     <w:r>
       <w:tab/>
       <w:tab/>
-      <w:t>2025-09-30</w:t>
+      <w:t>2025-10-01</w:t>
       <w:br/>
       <w:br/>
     </w:r>

--- a/klagomål/A 35555-2025 FSC-klagomål.docx
+++ b/klagomål/A 35555-2025 FSC-klagomål.docx
@@ -1250,7 +1250,7 @@
     <w:r>
       <w:tab/>
       <w:tab/>
-      <w:t>2025-10-01</w:t>
+      <w:t>2025-10-02</w:t>
       <w:br/>
       <w:br/>
     </w:r>

--- a/klagomål/A 35555-2025 FSC-klagomål.docx
+++ b/klagomål/A 35555-2025 FSC-klagomål.docx
@@ -1250,7 +1250,7 @@
     <w:r>
       <w:tab/>
       <w:tab/>
-      <w:t>2025-10-02</w:t>
+      <w:t>2025-10-03</w:t>
       <w:br/>
       <w:br/>
     </w:r>

--- a/klagomål/A 35555-2025 FSC-klagomål.docx
+++ b/klagomål/A 35555-2025 FSC-klagomål.docx
@@ -1250,7 +1250,7 @@
     <w:r>
       <w:tab/>
       <w:tab/>
-      <w:t>2025-10-03</w:t>
+      <w:t>2025-10-04</w:t>
       <w:br/>
       <w:br/>
     </w:r>

--- a/klagomål/A 35555-2025 FSC-klagomål.docx
+++ b/klagomål/A 35555-2025 FSC-klagomål.docx
@@ -1250,7 +1250,7 @@
     <w:r>
       <w:tab/>
       <w:tab/>
-      <w:t>2025-10-04</w:t>
+      <w:t>2025-10-05</w:t>
       <w:br/>
       <w:br/>
     </w:r>

--- a/klagomål/A 35555-2025 FSC-klagomål.docx
+++ b/klagomål/A 35555-2025 FSC-klagomål.docx
@@ -1250,7 +1250,7 @@
     <w:r>
       <w:tab/>
       <w:tab/>
-      <w:t>2025-10-05</w:t>
+      <w:t>2025-10-06</w:t>
       <w:br/>
       <w:br/>
     </w:r>

--- a/klagomål/A 35555-2025 FSC-klagomål.docx
+++ b/klagomål/A 35555-2025 FSC-klagomål.docx
@@ -1250,7 +1250,7 @@
     <w:r>
       <w:tab/>
       <w:tab/>
-      <w:t>2025-10-06</w:t>
+      <w:t>2025-10-07</w:t>
       <w:br/>
       <w:br/>
     </w:r>

--- a/klagomål/A 35555-2025 FSC-klagomål.docx
+++ b/klagomål/A 35555-2025 FSC-klagomål.docx
@@ -1250,7 +1250,7 @@
     <w:r>
       <w:tab/>
       <w:tab/>
-      <w:t>2025-10-07</w:t>
+      <w:t>2025-10-08</w:t>
       <w:br/>
       <w:br/>
     </w:r>

--- a/klagomål/A 35555-2025 FSC-klagomål.docx
+++ b/klagomål/A 35555-2025 FSC-klagomål.docx
@@ -1250,7 +1250,7 @@
     <w:r>
       <w:tab/>
       <w:tab/>
-      <w:t>2025-10-08</w:t>
+      <w:t>2025-10-09</w:t>
       <w:br/>
       <w:br/>
     </w:r>

--- a/klagomål/A 35555-2025 FSC-klagomål.docx
+++ b/klagomål/A 35555-2025 FSC-klagomål.docx
@@ -1250,7 +1250,7 @@
     <w:r>
       <w:tab/>
       <w:tab/>
-      <w:t>2025-10-09</w:t>
+      <w:t>2025-10-10</w:t>
       <w:br/>
       <w:br/>
     </w:r>

--- a/klagomål/A 35555-2025 FSC-klagomål.docx
+++ b/klagomål/A 35555-2025 FSC-klagomål.docx
@@ -1250,7 +1250,7 @@
     <w:r>
       <w:tab/>
       <w:tab/>
-      <w:t>2025-10-10</w:t>
+      <w:t>2025-10-11</w:t>
       <w:br/>
       <w:br/>
     </w:r>

--- a/klagomål/A 35555-2025 FSC-klagomål.docx
+++ b/klagomål/A 35555-2025 FSC-klagomål.docx
@@ -1250,7 +1250,7 @@
     <w:r>
       <w:tab/>
       <w:tab/>
-      <w:t>2025-10-16</w:t>
+      <w:t>2025-10-17</w:t>
       <w:br/>
       <w:br/>
     </w:r>

--- a/klagomål/A 35555-2025 FSC-klagomål.docx
+++ b/klagomål/A 35555-2025 FSC-klagomål.docx
@@ -1250,7 +1250,7 @@
     <w:r>
       <w:tab/>
       <w:tab/>
-      <w:t>2025-10-17</w:t>
+      <w:t>2025-10-18</w:t>
       <w:br/>
       <w:br/>
     </w:r>

--- a/klagomål/A 35555-2025 FSC-klagomål.docx
+++ b/klagomål/A 35555-2025 FSC-klagomål.docx
@@ -1250,7 +1250,7 @@
     <w:r>
       <w:tab/>
       <w:tab/>
-      <w:t>2025-10-18</w:t>
+      <w:t>2025-10-19</w:t>
       <w:br/>
       <w:br/>
     </w:r>

--- a/klagomål/A 35555-2025 FSC-klagomål.docx
+++ b/klagomål/A 35555-2025 FSC-klagomål.docx
@@ -1250,7 +1250,7 @@
     <w:r>
       <w:tab/>
       <w:tab/>
-      <w:t>2025-10-19</w:t>
+      <w:t>2025-10-20</w:t>
       <w:br/>
       <w:br/>
     </w:r>

--- a/klagomål/A 35555-2025 FSC-klagomål.docx
+++ b/klagomål/A 35555-2025 FSC-klagomål.docx
@@ -1250,7 +1250,7 @@
     <w:r>
       <w:tab/>
       <w:tab/>
-      <w:t>2025-10-20</w:t>
+      <w:t>2025-10-21</w:t>
       <w:br/>
       <w:br/>
     </w:r>

--- a/klagomål/A 35555-2025 FSC-klagomål.docx
+++ b/klagomål/A 35555-2025 FSC-klagomål.docx
@@ -403,7 +403,7 @@
         <w:t>Pucciniastrum goodyerae</w:t>
       </w:r>
       <w:r>
-        <w:t xml:space="preserve"> är klassad som NE (ej bedömd) i rödlistan(SLU Artdatabanken, 2024).</w:t>
+        <w:t xml:space="preserve"> är klassad som NE (ej bedömd) i rödlistan (SLU Artdatabanken, 2024).</w:t>
       </w:r>
     </w:p>
     <w:p>
@@ -465,6 +465,17 @@
     </w:p>
     <w:p>
       <w:r>
+        <w:rPr>
+          <w:b/>
+        </w:rPr>
+        <w:t>Tjäder (§4)</w:t>
+      </w:r>
+      <w:r>
+        <w:t xml:space="preserve"> är en utpräglad skogsfågel knuten till större sammanhängande barrskogsområden. Tupparna och hönorna utnyttjar till viss del olika miljöer, och habitatvalet varierar dessutom mellan olika delar av året. För att det ska finnas livskraftiga tjäderbestånd krävs funktionella skogslandskap med en blandning av uppvuxen, gles och luckig skog, täta sumpskogar, myrar och andra små våtmarker. Arten försvinner när skogen fragmenteras och den sammanlagda arealen hyggen och andra öppna områden blir för stor. Ett småskaligt och försiktigt virkesuttag genom hyggesfria metoder kan i vissa fall vara möjligt i området inom 200 m från lekcentrum. Längre ut från lekcentrum, inom 200–500 m bör den avverkade ytan inte överskrida 1 hektar för att undvika alltför stora och snabba förändringar (Skogsstyrelsen, 2019).</w:t>
+      </w:r>
+    </w:p>
+    <w:p>
+      <w:r>
         <w:t>I BILAGA 1 finns mer detaljerad information om ekologi samt krav på livsmiljö hos fridlysta arter.</w:t>
       </w:r>
     </w:p>
@@ -1250,7 +1261,7 @@
     <w:r>
       <w:tab/>
       <w:tab/>
-      <w:t>2025-10-21</w:t>
+      <w:t>2025-10-22</w:t>
       <w:br/>
       <w:br/>
     </w:r>

--- a/klagomål/A 35555-2025 FSC-klagomål.docx
+++ b/klagomål/A 35555-2025 FSC-klagomål.docx
@@ -1261,7 +1261,7 @@
     <w:r>
       <w:tab/>
       <w:tab/>
-      <w:t>2025-10-22</w:t>
+      <w:t>2025-10-23</w:t>
       <w:br/>
       <w:br/>
     </w:r>

--- a/klagomål/A 35555-2025 FSC-klagomål.docx
+++ b/klagomål/A 35555-2025 FSC-klagomål.docx
@@ -1261,7 +1261,7 @@
     <w:r>
       <w:tab/>
       <w:tab/>
-      <w:t>2025-10-23</w:t>
+      <w:t>2025-10-24</w:t>
       <w:br/>
       <w:br/>
     </w:r>

--- a/klagomål/A 35555-2025 FSC-klagomål.docx
+++ b/klagomål/A 35555-2025 FSC-klagomål.docx
@@ -1261,7 +1261,7 @@
     <w:r>
       <w:tab/>
       <w:tab/>
-      <w:t>2025-10-24</w:t>
+      <w:t>2025-10-25</w:t>
       <w:br/>
       <w:br/>
     </w:r>

--- a/klagomål/A 35555-2025 FSC-klagomål.docx
+++ b/klagomål/A 35555-2025 FSC-klagomål.docx
@@ -1261,7 +1261,7 @@
     <w:r>
       <w:tab/>
       <w:tab/>
-      <w:t>2025-10-25</w:t>
+      <w:t>2025-10-26</w:t>
       <w:br/>
       <w:br/>
     </w:r>

--- a/klagomål/A 35555-2025 FSC-klagomål.docx
+++ b/klagomål/A 35555-2025 FSC-klagomål.docx
@@ -1261,7 +1261,7 @@
     <w:r>
       <w:tab/>
       <w:tab/>
-      <w:t>2025-10-26</w:t>
+      <w:t>2025-10-27</w:t>
       <w:br/>
       <w:br/>
     </w:r>

--- a/klagomål/A 35555-2025 FSC-klagomål.docx
+++ b/klagomål/A 35555-2025 FSC-klagomål.docx
@@ -1261,7 +1261,7 @@
     <w:r>
       <w:tab/>
       <w:tab/>
-      <w:t>2025-10-27</w:t>
+      <w:t>2025-10-28</w:t>
       <w:br/>
       <w:br/>
     </w:r>

--- a/klagomål/A 35555-2025 FSC-klagomål.docx
+++ b/klagomål/A 35555-2025 FSC-klagomål.docx
@@ -1261,7 +1261,7 @@
     <w:r>
       <w:tab/>
       <w:tab/>
-      <w:t>2025-10-28</w:t>
+      <w:t>2025-10-29</w:t>
       <w:br/>
       <w:br/>
     </w:r>

--- a/klagomål/A 35555-2025 FSC-klagomål.docx
+++ b/klagomål/A 35555-2025 FSC-klagomål.docx
@@ -1261,7 +1261,7 @@
     <w:r>
       <w:tab/>
       <w:tab/>
-      <w:t>2025-10-29</w:t>
+      <w:t>2025-10-30</w:t>
       <w:br/>
       <w:br/>
     </w:r>

--- a/klagomål/A 35555-2025 FSC-klagomål.docx
+++ b/klagomål/A 35555-2025 FSC-klagomål.docx
@@ -1261,7 +1261,7 @@
     <w:r>
       <w:tab/>
       <w:tab/>
-      <w:t>2025-10-30</w:t>
+      <w:t>2025-10-31</w:t>
       <w:br/>
       <w:br/>
     </w:r>

--- a/klagomål/A 35555-2025 FSC-klagomål.docx
+++ b/klagomål/A 35555-2025 FSC-klagomål.docx
@@ -1261,7 +1261,7 @@
     <w:r>
       <w:tab/>
       <w:tab/>
-      <w:t>2025-10-31</w:t>
+      <w:t>2025-11-01</w:t>
       <w:br/>
       <w:br/>
     </w:r>

--- a/klagomål/A 35555-2025 FSC-klagomål.docx
+++ b/klagomål/A 35555-2025 FSC-klagomål.docx
@@ -1261,7 +1261,7 @@
     <w:r>
       <w:tab/>
       <w:tab/>
-      <w:t>2025-11-01</w:t>
+      <w:t>2025-11-02</w:t>
       <w:br/>
       <w:br/>
     </w:r>

--- a/klagomål/A 35555-2025 FSC-klagomål.docx
+++ b/klagomål/A 35555-2025 FSC-klagomål.docx
@@ -1261,7 +1261,7 @@
     <w:r>
       <w:tab/>
       <w:tab/>
-      <w:t>2025-11-02</w:t>
+      <w:t>2025-11-03</w:t>
       <w:br/>
       <w:br/>
     </w:r>

--- a/klagomål/A 35555-2025 FSC-klagomål.docx
+++ b/klagomål/A 35555-2025 FSC-klagomål.docx
@@ -1261,7 +1261,7 @@
     <w:r>
       <w:tab/>
       <w:tab/>
-      <w:t>2025-11-03</w:t>
+      <w:t>2025-11-04</w:t>
       <w:br/>
       <w:br/>
     </w:r>

--- a/klagomål/A 35555-2025 FSC-klagomål.docx
+++ b/klagomål/A 35555-2025 FSC-klagomål.docx
@@ -1261,7 +1261,7 @@
     <w:r>
       <w:tab/>
       <w:tab/>
-      <w:t>2025-11-04</w:t>
+      <w:t>2025-11-05</w:t>
       <w:br/>
       <w:br/>
     </w:r>

--- a/klagomål/A 35555-2025 FSC-klagomål.docx
+++ b/klagomål/A 35555-2025 FSC-klagomål.docx
@@ -1261,7 +1261,7 @@
     <w:r>
       <w:tab/>
       <w:tab/>
-      <w:t>2025-11-05</w:t>
+      <w:t>2025-11-06</w:t>
       <w:br/>
       <w:br/>
     </w:r>

--- a/klagomål/A 35555-2025 FSC-klagomål.docx
+++ b/klagomål/A 35555-2025 FSC-klagomål.docx
@@ -1261,7 +1261,7 @@
     <w:r>
       <w:tab/>
       <w:tab/>
-      <w:t>2025-11-06</w:t>
+      <w:t>2025-11-07</w:t>
       <w:br/>
       <w:br/>
     </w:r>

--- a/klagomål/A 35555-2025 FSC-klagomål.docx
+++ b/klagomål/A 35555-2025 FSC-klagomål.docx
@@ -1261,7 +1261,7 @@
     <w:r>
       <w:tab/>
       <w:tab/>
-      <w:t>2025-11-07</w:t>
+      <w:t>2025-11-08</w:t>
       <w:br/>
       <w:br/>
     </w:r>

--- a/klagomål/A 35555-2025 FSC-klagomål.docx
+++ b/klagomål/A 35555-2025 FSC-klagomål.docx
@@ -1261,7 +1261,7 @@
     <w:r>
       <w:tab/>
       <w:tab/>
-      <w:t>2025-11-08</w:t>
+      <w:t>2025-11-09</w:t>
       <w:br/>
       <w:br/>
     </w:r>

--- a/klagomål/A 35555-2025 FSC-klagomål.docx
+++ b/klagomål/A 35555-2025 FSC-klagomål.docx
@@ -1261,7 +1261,7 @@
     <w:r>
       <w:tab/>
       <w:tab/>
-      <w:t>2025-11-09</w:t>
+      <w:t>2025-11-10</w:t>
       <w:br/>
       <w:br/>
     </w:r>

--- a/klagomål/A 35555-2025 FSC-klagomål.docx
+++ b/klagomål/A 35555-2025 FSC-klagomål.docx
@@ -1261,7 +1261,7 @@
     <w:r>
       <w:tab/>
       <w:tab/>
-      <w:t>2025-11-10</w:t>
+      <w:t>2025-11-11</w:t>
       <w:br/>
       <w:br/>
     </w:r>

--- a/klagomål/A 35555-2025 FSC-klagomål.docx
+++ b/klagomål/A 35555-2025 FSC-klagomål.docx
@@ -1261,7 +1261,7 @@
     <w:r>
       <w:tab/>
       <w:tab/>
-      <w:t>2025-11-11</w:t>
+      <w:t>2025-11-12</w:t>
       <w:br/>
       <w:br/>
     </w:r>

--- a/klagomål/A 35555-2025 FSC-klagomål.docx
+++ b/klagomål/A 35555-2025 FSC-klagomål.docx
@@ -1261,7 +1261,7 @@
     <w:r>
       <w:tab/>
       <w:tab/>
-      <w:t>2025-11-12</w:t>
+      <w:t>2025-11-13</w:t>
       <w:br/>
       <w:br/>
     </w:r>

--- a/klagomål/A 35555-2025 FSC-klagomål.docx
+++ b/klagomål/A 35555-2025 FSC-klagomål.docx
@@ -1261,7 +1261,7 @@
     <w:r>
       <w:tab/>
       <w:tab/>
-      <w:t>2025-11-13</w:t>
+      <w:t>2025-11-14</w:t>
       <w:br/>
       <w:br/>
     </w:r>

--- a/klagomål/A 35555-2025 FSC-klagomål.docx
+++ b/klagomål/A 35555-2025 FSC-klagomål.docx
@@ -1261,7 +1261,7 @@
     <w:r>
       <w:tab/>
       <w:tab/>
-      <w:t>2025-11-14</w:t>
+      <w:t>2025-11-15</w:t>
       <w:br/>
       <w:br/>
     </w:r>

--- a/klagomål/A 35555-2025 FSC-klagomål.docx
+++ b/klagomål/A 35555-2025 FSC-klagomål.docx
@@ -1261,7 +1261,7 @@
     <w:r>
       <w:tab/>
       <w:tab/>
-      <w:t>2025-11-15</w:t>
+      <w:t>2025-11-20</w:t>
       <w:br/>
       <w:br/>
     </w:r>

--- a/klagomål/A 35555-2025 FSC-klagomål.docx
+++ b/klagomål/A 35555-2025 FSC-klagomål.docx
@@ -1261,7 +1261,7 @@
     <w:r>
       <w:tab/>
       <w:tab/>
-      <w:t>2025-11-20</w:t>
+      <w:t>2025-11-21</w:t>
       <w:br/>
       <w:br/>
     </w:r>

--- a/klagomål/A 35555-2025 FSC-klagomål.docx
+++ b/klagomål/A 35555-2025 FSC-klagomål.docx
@@ -1261,7 +1261,7 @@
     <w:r>
       <w:tab/>
       <w:tab/>
-      <w:t>2025-11-21</w:t>
+      <w:t>2025-11-22</w:t>
       <w:br/>
       <w:br/>
     </w:r>

--- a/klagomål/A 35555-2025 FSC-klagomål.docx
+++ b/klagomål/A 35555-2025 FSC-klagomål.docx
@@ -1261,7 +1261,7 @@
     <w:r>
       <w:tab/>
       <w:tab/>
-      <w:t>2025-11-22</w:t>
+      <w:t>2025-11-23</w:t>
       <w:br/>
       <w:br/>
     </w:r>

--- a/klagomål/A 35555-2025 FSC-klagomål.docx
+++ b/klagomål/A 35555-2025 FSC-klagomål.docx
@@ -1261,7 +1261,7 @@
     <w:r>
       <w:tab/>
       <w:tab/>
-      <w:t>2025-11-23</w:t>
+      <w:t>2025-11-24</w:t>
       <w:br/>
       <w:br/>
     </w:r>

--- a/klagomål/A 35555-2025 FSC-klagomål.docx
+++ b/klagomål/A 35555-2025 FSC-klagomål.docx
@@ -1261,7 +1261,7 @@
     <w:r>
       <w:tab/>
       <w:tab/>
-      <w:t>2025-11-24</w:t>
+      <w:t>2025-11-25</w:t>
       <w:br/>
       <w:br/>
     </w:r>

--- a/klagomål/A 35555-2025 FSC-klagomål.docx
+++ b/klagomål/A 35555-2025 FSC-klagomål.docx
@@ -1261,7 +1261,7 @@
     <w:r>
       <w:tab/>
       <w:tab/>
-      <w:t>2025-11-25</w:t>
+      <w:t>2025-11-26</w:t>
       <w:br/>
       <w:br/>
     </w:r>

--- a/klagomål/A 35555-2025 FSC-klagomål.docx
+++ b/klagomål/A 35555-2025 FSC-klagomål.docx
@@ -1261,7 +1261,7 @@
     <w:r>
       <w:tab/>
       <w:tab/>
-      <w:t>2025-11-26</w:t>
+      <w:t>2025-11-27</w:t>
       <w:br/>
       <w:br/>
     </w:r>

--- a/klagomål/A 35555-2025 FSC-klagomål.docx
+++ b/klagomål/A 35555-2025 FSC-klagomål.docx
@@ -1261,7 +1261,7 @@
     <w:r>
       <w:tab/>
       <w:tab/>
-      <w:t>2025-11-27</w:t>
+      <w:t>2025-11-28</w:t>
       <w:br/>
       <w:br/>
     </w:r>

--- a/klagomål/A 35555-2025 FSC-klagomål.docx
+++ b/klagomål/A 35555-2025 FSC-klagomål.docx
@@ -1261,7 +1261,7 @@
     <w:r>
       <w:tab/>
       <w:tab/>
-      <w:t>2025-11-28</w:t>
+      <w:t>2025-11-29</w:t>
       <w:br/>
       <w:br/>
     </w:r>

--- a/klagomål/A 35555-2025 FSC-klagomål.docx
+++ b/klagomål/A 35555-2025 FSC-klagomål.docx
@@ -1261,7 +1261,7 @@
     <w:r>
       <w:tab/>
       <w:tab/>
-      <w:t>2025-11-29</w:t>
+      <w:t>2025-11-30</w:t>
       <w:br/>
       <w:br/>
     </w:r>

--- a/klagomål/A 35555-2025 FSC-klagomål.docx
+++ b/klagomål/A 35555-2025 FSC-klagomål.docx
@@ -1261,7 +1261,7 @@
     <w:r>
       <w:tab/>
       <w:tab/>
-      <w:t>2025-11-30</w:t>
+      <w:t>2025-12-01</w:t>
       <w:br/>
       <w:br/>
     </w:r>

--- a/klagomål/A 35555-2025 FSC-klagomål.docx
+++ b/klagomål/A 35555-2025 FSC-klagomål.docx
@@ -1261,7 +1261,7 @@
     <w:r>
       <w:tab/>
       <w:tab/>
-      <w:t>2025-12-01</w:t>
+      <w:t>2025-12-02</w:t>
       <w:br/>
       <w:br/>
     </w:r>

--- a/klagomål/A 35555-2025 FSC-klagomål.docx
+++ b/klagomål/A 35555-2025 FSC-klagomål.docx
@@ -1261,7 +1261,7 @@
     <w:r>
       <w:tab/>
       <w:tab/>
-      <w:t>2025-12-02</w:t>
+      <w:t>2025-12-03</w:t>
       <w:br/>
       <w:br/>
     </w:r>

--- a/klagomål/A 35555-2025 FSC-klagomål.docx
+++ b/klagomål/A 35555-2025 FSC-klagomål.docx
@@ -1261,7 +1261,7 @@
     <w:r>
       <w:tab/>
       <w:tab/>
-      <w:t>2025-12-03</w:t>
+      <w:t>2025-12-04</w:t>
       <w:br/>
       <w:br/>
     </w:r>

--- a/klagomål/A 35555-2025 FSC-klagomål.docx
+++ b/klagomål/A 35555-2025 FSC-klagomål.docx
@@ -1261,7 +1261,7 @@
     <w:r>
       <w:tab/>
       <w:tab/>
-      <w:t>2025-12-04</w:t>
+      <w:t>2025-12-05</w:t>
       <w:br/>
       <w:br/>
     </w:r>

--- a/klagomål/A 35555-2025 FSC-klagomål.docx
+++ b/klagomål/A 35555-2025 FSC-klagomål.docx
@@ -1261,7 +1261,7 @@
     <w:r>
       <w:tab/>
       <w:tab/>
-      <w:t>2025-12-05</w:t>
+      <w:t>2025-12-06</w:t>
       <w:br/>
       <w:br/>
     </w:r>

--- a/klagomål/A 35555-2025 FSC-klagomål.docx
+++ b/klagomål/A 35555-2025 FSC-klagomål.docx
@@ -1261,7 +1261,7 @@
     <w:r>
       <w:tab/>
       <w:tab/>
-      <w:t>2025-12-06</w:t>
+      <w:t>2025-12-07</w:t>
       <w:br/>
       <w:br/>
     </w:r>

--- a/klagomål/A 35555-2025 FSC-klagomål.docx
+++ b/klagomål/A 35555-2025 FSC-klagomål.docx
@@ -1261,7 +1261,7 @@
     <w:r>
       <w:tab/>
       <w:tab/>
-      <w:t>2025-12-07</w:t>
+      <w:t>2025-12-08</w:t>
       <w:br/>
       <w:br/>
     </w:r>

--- a/klagomål/A 35555-2025 FSC-klagomål.docx
+++ b/klagomål/A 35555-2025 FSC-klagomål.docx
@@ -1261,7 +1261,7 @@
     <w:r>
       <w:tab/>
       <w:tab/>
-      <w:t>2025-12-08</w:t>
+      <w:t>2025-12-09</w:t>
       <w:br/>
       <w:br/>
     </w:r>

--- a/klagomål/A 35555-2025 FSC-klagomål.docx
+++ b/klagomål/A 35555-2025 FSC-klagomål.docx
@@ -1261,7 +1261,7 @@
     <w:r>
       <w:tab/>
       <w:tab/>
-      <w:t>2025-12-09</w:t>
+      <w:t>2025-12-10</w:t>
       <w:br/>
       <w:br/>
     </w:r>

--- a/klagomål/A 35555-2025 FSC-klagomål.docx
+++ b/klagomål/A 35555-2025 FSC-klagomål.docx
@@ -1261,7 +1261,7 @@
     <w:r>
       <w:tab/>
       <w:tab/>
-      <w:t>2025-12-10</w:t>
+      <w:t>2025-12-11</w:t>
       <w:br/>
       <w:br/>
     </w:r>

--- a/klagomål/A 35555-2025 FSC-klagomål.docx
+++ b/klagomål/A 35555-2025 FSC-klagomål.docx
@@ -1261,7 +1261,7 @@
     <w:r>
       <w:tab/>
       <w:tab/>
-      <w:t>2025-12-11</w:t>
+      <w:t>2025-12-12</w:t>
       <w:br/>
       <w:br/>
     </w:r>

--- a/klagomål/A 35555-2025 FSC-klagomål.docx
+++ b/klagomål/A 35555-2025 FSC-klagomål.docx
@@ -1261,7 +1261,7 @@
     <w:r>
       <w:tab/>
       <w:tab/>
-      <w:t>2025-12-12</w:t>
+      <w:t>2025-12-13</w:t>
       <w:br/>
       <w:br/>
     </w:r>

--- a/klagomål/A 35555-2025 FSC-klagomål.docx
+++ b/klagomål/A 35555-2025 FSC-klagomål.docx
@@ -1261,7 +1261,7 @@
     <w:r>
       <w:tab/>
       <w:tab/>
-      <w:t>2025-12-19</w:t>
+      <w:t>2025-12-20</w:t>
       <w:br/>
       <w:br/>
     </w:r>

--- a/klagomål/A 35555-2025 FSC-klagomål.docx
+++ b/klagomål/A 35555-2025 FSC-klagomål.docx
@@ -1261,7 +1261,7 @@
     <w:r>
       <w:tab/>
       <w:tab/>
-      <w:t>2025-12-20</w:t>
+      <w:t>2025-12-21</w:t>
       <w:br/>
       <w:br/>
     </w:r>

--- a/klagomål/A 35555-2025 FSC-klagomål.docx
+++ b/klagomål/A 35555-2025 FSC-klagomål.docx
@@ -1261,7 +1261,7 @@
     <w:r>
       <w:tab/>
       <w:tab/>
-      <w:t>2025-12-21</w:t>
+      <w:t>2025-12-22</w:t>
       <w:br/>
       <w:br/>
     </w:r>

--- a/klagomål/A 35555-2025 FSC-klagomål.docx
+++ b/klagomål/A 35555-2025 FSC-klagomål.docx
@@ -1261,7 +1261,7 @@
     <w:r>
       <w:tab/>
       <w:tab/>
-      <w:t>2025-12-22</w:t>
+      <w:t>2025-12-26</w:t>
       <w:br/>
       <w:br/>
     </w:r>

--- a/klagomål/A 35555-2025 FSC-klagomål.docx
+++ b/klagomål/A 35555-2025 FSC-klagomål.docx
@@ -1261,7 +1261,7 @@
     <w:r>
       <w:tab/>
       <w:tab/>
-      <w:t>2026-01-03</w:t>
+      <w:t>2026-01-04</w:t>
       <w:br/>
       <w:br/>
     </w:r>

--- a/klagomål/A 35555-2025 FSC-klagomål.docx
+++ b/klagomål/A 35555-2025 FSC-klagomål.docx
@@ -1261,7 +1261,7 @@
     <w:r>
       <w:tab/>
       <w:tab/>
-      <w:t>2026-01-07</w:t>
+      <w:t>2026-01-08</w:t>
       <w:br/>
       <w:br/>
     </w:r>

--- a/klagomål/A 35555-2025 FSC-klagomål.docx
+++ b/klagomål/A 35555-2025 FSC-klagomål.docx
@@ -1261,7 +1261,7 @@
     <w:r>
       <w:tab/>
       <w:tab/>
-      <w:t>2026-01-08</w:t>
+      <w:t>2026-01-09</w:t>
       <w:br/>
       <w:br/>
     </w:r>

--- a/klagomål/A 35555-2025 FSC-klagomål.docx
+++ b/klagomål/A 35555-2025 FSC-klagomål.docx
@@ -1261,7 +1261,7 @@
     <w:r>
       <w:tab/>
       <w:tab/>
-      <w:t>2026-01-09</w:t>
+      <w:t>2026-01-10</w:t>
       <w:br/>
       <w:br/>
     </w:r>

--- a/klagomål/A 35555-2025 FSC-klagomål.docx
+++ b/klagomål/A 35555-2025 FSC-klagomål.docx
@@ -1261,7 +1261,7 @@
     <w:r>
       <w:tab/>
       <w:tab/>
-      <w:t>2026-01-10</w:t>
+      <w:t>2026-01-11</w:t>
       <w:br/>
       <w:br/>
     </w:r>

--- a/klagomål/A 35555-2025 FSC-klagomål.docx
+++ b/klagomål/A 35555-2025 FSC-klagomål.docx
@@ -1261,7 +1261,7 @@
     <w:r>
       <w:tab/>
       <w:tab/>
-      <w:t>2026-01-11</w:t>
+      <w:t>2026-01-12</w:t>
       <w:br/>
       <w:br/>
     </w:r>

--- a/klagomål/A 35555-2025 FSC-klagomål.docx
+++ b/klagomål/A 35555-2025 FSC-klagomål.docx
@@ -1261,7 +1261,7 @@
     <w:r>
       <w:tab/>
       <w:tab/>
-      <w:t>2026-01-12</w:t>
+      <w:t>2026-01-13</w:t>
       <w:br/>
       <w:br/>
     </w:r>

--- a/klagomål/A 35555-2025 FSC-klagomål.docx
+++ b/klagomål/A 35555-2025 FSC-klagomål.docx
@@ -1261,7 +1261,7 @@
     <w:r>
       <w:tab/>
       <w:tab/>
-      <w:t>2026-01-13</w:t>
+      <w:t>2026-01-14</w:t>
       <w:br/>
       <w:br/>
     </w:r>

--- a/klagomål/A 35555-2025 FSC-klagomål.docx
+++ b/klagomål/A 35555-2025 FSC-klagomål.docx
@@ -1261,7 +1261,7 @@
     <w:r>
       <w:tab/>
       <w:tab/>
-      <w:t>2026-01-14</w:t>
+      <w:t>2026-01-15</w:t>
       <w:br/>
       <w:br/>
     </w:r>

--- a/klagomål/A 35555-2025 FSC-klagomål.docx
+++ b/klagomål/A 35555-2025 FSC-klagomål.docx
@@ -1261,7 +1261,7 @@
     <w:r>
       <w:tab/>
       <w:tab/>
-      <w:t>2026-01-15</w:t>
+      <w:t>2026-01-16</w:t>
       <w:br/>
       <w:br/>
     </w:r>

--- a/klagomål/A 35555-2025 FSC-klagomål.docx
+++ b/klagomål/A 35555-2025 FSC-klagomål.docx
@@ -1261,7 +1261,7 @@
     <w:r>
       <w:tab/>
       <w:tab/>
-      <w:t>2026-01-16</w:t>
+      <w:t>2026-01-17</w:t>
       <w:br/>
       <w:br/>
     </w:r>

--- a/klagomål/A 35555-2025 FSC-klagomål.docx
+++ b/klagomål/A 35555-2025 FSC-klagomål.docx
@@ -1261,7 +1261,7 @@
     <w:r>
       <w:tab/>
       <w:tab/>
-      <w:t>2026-01-17</w:t>
+      <w:t>2026-01-18</w:t>
       <w:br/>
       <w:br/>
     </w:r>

--- a/klagomål/A 35555-2025 FSC-klagomål.docx
+++ b/klagomål/A 35555-2025 FSC-klagomål.docx
@@ -1261,7 +1261,7 @@
     <w:r>
       <w:tab/>
       <w:tab/>
-      <w:t>2026-01-18</w:t>
+      <w:t>2026-01-19</w:t>
       <w:br/>
       <w:br/>
     </w:r>

--- a/klagomål/A 35555-2025 FSC-klagomål.docx
+++ b/klagomål/A 35555-2025 FSC-klagomål.docx
@@ -1261,7 +1261,7 @@
     <w:r>
       <w:tab/>
       <w:tab/>
-      <w:t>2026-01-19</w:t>
+      <w:t>2026-01-20</w:t>
       <w:br/>
       <w:br/>
     </w:r>

--- a/klagomål/A 35555-2025 FSC-klagomål.docx
+++ b/klagomål/A 35555-2025 FSC-klagomål.docx
@@ -1261,7 +1261,7 @@
     <w:r>
       <w:tab/>
       <w:tab/>
-      <w:t>2026-01-20</w:t>
+      <w:t>2026-01-21</w:t>
       <w:br/>
       <w:br/>
     </w:r>

--- a/klagomål/A 35555-2025 FSC-klagomål.docx
+++ b/klagomål/A 35555-2025 FSC-klagomål.docx
@@ -1261,7 +1261,7 @@
     <w:r>
       <w:tab/>
       <w:tab/>
-      <w:t>2026-01-21</w:t>
+      <w:t>2026-01-23</w:t>
       <w:br/>
       <w:br/>
     </w:r>

--- a/klagomål/A 35555-2025 FSC-klagomål.docx
+++ b/klagomål/A 35555-2025 FSC-klagomål.docx
@@ -1261,7 +1261,7 @@
     <w:r>
       <w:tab/>
       <w:tab/>
-      <w:t>2026-01-23</w:t>
+      <w:t>2026-01-24</w:t>
       <w:br/>
       <w:br/>
     </w:r>

--- a/klagomål/A 35555-2025 FSC-klagomål.docx
+++ b/klagomål/A 35555-2025 FSC-klagomål.docx
@@ -1261,7 +1261,7 @@
     <w:r>
       <w:tab/>
       <w:tab/>
-      <w:t>2026-01-24</w:t>
+      <w:t>2026-01-25</w:t>
       <w:br/>
       <w:br/>
     </w:r>

--- a/klagomål/A 35555-2025 FSC-klagomål.docx
+++ b/klagomål/A 35555-2025 FSC-klagomål.docx
@@ -1261,7 +1261,7 @@
     <w:r>
       <w:tab/>
       <w:tab/>
-      <w:t>2026-01-25</w:t>
+      <w:t>2026-01-26</w:t>
       <w:br/>
       <w:br/>
     </w:r>

--- a/klagomål/A 35555-2025 FSC-klagomål.docx
+++ b/klagomål/A 35555-2025 FSC-klagomål.docx
@@ -1261,7 +1261,7 @@
     <w:r>
       <w:tab/>
       <w:tab/>
-      <w:t>2026-01-26</w:t>
+      <w:t>2026-01-27</w:t>
       <w:br/>
       <w:br/>
     </w:r>

--- a/klagomål/A 35555-2025 FSC-klagomål.docx
+++ b/klagomål/A 35555-2025 FSC-klagomål.docx
@@ -1261,7 +1261,7 @@
     <w:r>
       <w:tab/>
       <w:tab/>
-      <w:t>2026-01-27</w:t>
+      <w:t>2026-01-28</w:t>
       <w:br/>
       <w:br/>
     </w:r>

--- a/klagomål/A 35555-2025 FSC-klagomål.docx
+++ b/klagomål/A 35555-2025 FSC-klagomål.docx
@@ -1483,7 +1483,7 @@
     <w:r>
       <w:tab/>
       <w:tab/>
-      <w:t>2026-02-22</w:t>
+      <w:t>2026-02-23</w:t>
       <w:br/>
       <w:br/>
     </w:r>

--- a/klagomål/A 35555-2025 FSC-klagomål.docx
+++ b/klagomål/A 35555-2025 FSC-klagomål.docx
@@ -1483,7 +1483,7 @@
     <w:r>
       <w:tab/>
       <w:tab/>
-      <w:t>2026-02-23</w:t>
+      <w:t>2026-02-24</w:t>
       <w:br/>
       <w:br/>
     </w:r>

--- a/klagomål/A 35555-2025 FSC-klagomål.docx
+++ b/klagomål/A 35555-2025 FSC-klagomål.docx
@@ -1483,7 +1483,7 @@
     <w:r>
       <w:tab/>
       <w:tab/>
-      <w:t>2026-02-24</w:t>
+      <w:t>2026-02-25</w:t>
       <w:br/>
       <w:br/>
     </w:r>

--- a/klagomål/A 35555-2025 FSC-klagomål.docx
+++ b/klagomål/A 35555-2025 FSC-klagomål.docx
@@ -1483,7 +1483,7 @@
     <w:r>
       <w:tab/>
       <w:tab/>
-      <w:t>2026-02-25</w:t>
+      <w:t>2026-02-26</w:t>
       <w:br/>
       <w:br/>
     </w:r>

--- a/klagomål/A 35555-2025 FSC-klagomål.docx
+++ b/klagomål/A 35555-2025 FSC-klagomål.docx
@@ -1483,7 +1483,7 @@
     <w:r>
       <w:tab/>
       <w:tab/>
-      <w:t>2026-02-26</w:t>
+      <w:t>2026-02-28</w:t>
       <w:br/>
       <w:br/>
     </w:r>

--- a/klagomål/A 35555-2025 FSC-klagomål.docx
+++ b/klagomål/A 35555-2025 FSC-klagomål.docx
@@ -1483,7 +1483,7 @@
     <w:r>
       <w:tab/>
       <w:tab/>
-      <w:t>2026-02-28</w:t>
+      <w:t>2026-03-01</w:t>
       <w:br/>
       <w:br/>
     </w:r>

--- a/klagomål/A 35555-2025 FSC-klagomål.docx
+++ b/klagomål/A 35555-2025 FSC-klagomål.docx
@@ -1483,7 +1483,7 @@
     <w:r>
       <w:tab/>
       <w:tab/>
-      <w:t>2026-03-01</w:t>
+      <w:t>2026-03-02</w:t>
       <w:br/>
       <w:br/>
     </w:r>

--- a/klagomål/A 35555-2025 FSC-klagomål.docx
+++ b/klagomål/A 35555-2025 FSC-klagomål.docx
@@ -289,7 +289,7 @@
         <w:rPr>
           <w:i/>
         </w:rPr>
-        <w:t xml:space="preserve"> 9070 Trädklädd betesmark </w:t>
+        <w:t xml:space="preserve"> 9070 Trädklädd betesmark</w:t>
       </w:r>
       <w:r>
         <w:t xml:space="preserve"> (SLU Artdatabanken, 2024).</w:t>
@@ -1483,7 +1483,7 @@
     <w:r>
       <w:tab/>
       <w:tab/>
-      <w:t>2026-03-02</w:t>
+      <w:t>2026-03-03</w:t>
       <w:br/>
       <w:br/>
     </w:r>

--- a/klagomål/A 35555-2025 FSC-klagomål.docx
+++ b/klagomål/A 35555-2025 FSC-klagomål.docx
@@ -1483,7 +1483,7 @@
     <w:r>
       <w:tab/>
       <w:tab/>
-      <w:t>2026-03-03</w:t>
+      <w:t>2026-03-04</w:t>
       <w:br/>
       <w:br/>
     </w:r>

--- a/klagomål/A 35555-2025 FSC-klagomål.docx
+++ b/klagomål/A 35555-2025 FSC-klagomål.docx
@@ -1483,7 +1483,7 @@
     <w:r>
       <w:tab/>
       <w:tab/>
-      <w:t>2026-03-04</w:t>
+      <w:t>2026-03-05</w:t>
       <w:br/>
       <w:br/>
     </w:r>

--- a/klagomål/A 35555-2025 FSC-klagomål.docx
+++ b/klagomål/A 35555-2025 FSC-klagomål.docx
@@ -1483,7 +1483,7 @@
     <w:r>
       <w:tab/>
       <w:tab/>
-      <w:t>2026-03-05</w:t>
+      <w:t>2026-03-06</w:t>
       <w:br/>
       <w:br/>
     </w:r>

--- a/klagomål/A 35555-2025 FSC-klagomål.docx
+++ b/klagomål/A 35555-2025 FSC-klagomål.docx
@@ -1483,7 +1483,7 @@
     <w:r>
       <w:tab/>
       <w:tab/>
-      <w:t>2026-03-06</w:t>
+      <w:t>2026-03-07</w:t>
       <w:br/>
       <w:br/>
     </w:r>
